--- a/arb/docx/58.content.docx
+++ b/arb/docx/58.content.docx
@@ -9,6 +9,8 @@
       </w:pPr>
       <w:r>
         <w:rPr>
+          <w:rtl/>
+          <w:cs/>
           <w:lang w:val="ar_AE" w:bidi="ar_AE"/>
         </w:rPr>
       </w:r>
@@ -20,12 +22,16 @@
       </w:pPr>
       <w:r>
         <w:rPr>
+          <w:rtl/>
+          <w:cs/>
           <w:lang w:val="ar_AE" w:bidi="ar_AE"/>
         </w:rPr>
         <w:t>Resource: Biblica Study Notes</w:t>
       </w:r>
       <w:r>
         <w:rPr>
+          <w:rtl/>
+          <w:cs/>
           <w:lang w:val="ar_AE" w:bidi="ar_AE"/>
         </w:rPr>
       </w:r>
@@ -36,53 +42,71 @@
       </w:pPr>
       <w:r>
         <w:rPr>
+          <w:rtl/>
+          <w:cs/>
           <w:lang w:val="ar_AE" w:bidi="ar_AE"/>
         </w:rPr>
       </w:r>
       <w:r>
         <w:rPr>
           <w:b/>
+          <w:rtl/>
+          <w:cs/>
           <w:lang w:val="ar_AE" w:bidi="ar_AE"/>
         </w:rPr>
         <w:t>Biblica Study Notes (Book Intros)</w:t>
       </w:r>
       <w:r>
         <w:rPr>
+          <w:rtl/>
+          <w:cs/>
           <w:lang w:val="ar_AE" w:bidi="ar_AE"/>
         </w:rPr>
         <w:t xml:space="preserve"> © 2023 Biblica Inc. Released under CC BY-SA 4.0 license. </w:t>
       </w:r>
       <w:r>
         <w:rPr>
+          <w:rtl/>
+          <w:cs/>
           <w:lang w:val="ar_AE" w:bidi="ar_AE"/>
         </w:rPr>
         <w:t>Biblica Study Notes</w:t>
       </w:r>
       <w:r>
         <w:rPr>
+          <w:rtl/>
+          <w:cs/>
           <w:lang w:val="ar_AE" w:bidi="ar_AE"/>
         </w:rPr>
         <w:t xml:space="preserve"> has been adapted in the following languages: Tok Pisin, Arabic (عربي), French (Français), Hindi (हिंदी), Indonesian (Bahasa Indonesia), Portuguese (Português), Russian (Русский), Spanish (Español), Swahili (Kiswahili), and Simplified Chinese (简体中文)from </w:t>
       </w:r>
       <w:r>
         <w:rPr>
+          <w:rtl/>
+          <w:cs/>
           <w:lang w:val="ar_AE" w:bidi="ar_AE"/>
         </w:rPr>
         <w:t>Biblica Study Notes</w:t>
       </w:r>
       <w:r>
         <w:rPr>
+          <w:rtl/>
+          <w:cs/>
           <w:lang w:val="ar_AE" w:bidi="ar_AE"/>
         </w:rPr>
         <w:t xml:space="preserve"> © 2023 Biblica Inc. Released under CC BY-SA 4.0 license by Mission Mutual</w:t>
       </w:r>
       <w:r>
         <w:rPr>
-          <w:lang w:val="ar_AE" w:bidi="ar_AE"/>
-        </w:rPr>
-      </w:r>
-      <w:r>
-        <w:rPr>
+          <w:rtl/>
+          <w:cs/>
+          <w:lang w:val="ar_AE" w:bidi="ar_AE"/>
+        </w:rPr>
+      </w:r>
+      <w:r>
+        <w:rPr>
+          <w:rtl/>
+          <w:cs/>
           <w:lang w:val="ar_AE" w:bidi="ar_AE"/>
         </w:rPr>
       </w:r>
@@ -94,6 +118,8 @@
       </w:pPr>
       <w:r>
         <w:rPr>
+          <w:rtl/>
+          <w:cs/>
           <w:lang w:val="ar_AE" w:bidi="ar_AE"/>
         </w:rPr>
         <w:t>Biblica Study Notes</w:t>
@@ -123,6 +149,8 @@
       </w:pPr>
       <w:r>
         <w:rPr>
+          <w:rtl/>
+          <w:cs/>
           <w:lang w:val="ar_AE" w:bidi="ar_AE"/>
         </w:rPr>
       </w:r>
@@ -134,12 +162,16 @@
       </w:pPr>
       <w:r>
         <w:rPr>
+          <w:rtl/>
+          <w:cs/>
           <w:lang w:val="ar_AE" w:bidi="ar_AE"/>
         </w:rPr>
         <w:t>HEB</w:t>
       </w:r>
       <w:r>
         <w:rPr>
+          <w:rtl/>
+          <w:cs/>
           <w:lang w:val="ar_AE" w:bidi="ar_AE"/>
         </w:rPr>
       </w:r>
@@ -150,22 +182,30 @@
       </w:pPr>
       <w:r>
         <w:rPr>
-          <w:lang w:val="ar_AE" w:bidi="ar_AE"/>
-        </w:rPr>
-      </w:r>
-      <w:r>
-        <w:rPr>
+          <w:rtl/>
+          <w:cs/>
+          <w:lang w:val="ar_AE" w:bidi="ar_AE"/>
+        </w:rPr>
+      </w:r>
+      <w:r>
+        <w:rPr>
+          <w:rtl/>
+          <w:cs/>
           <w:lang w:val="ar_AE" w:bidi="ar_AE"/>
         </w:rPr>
         <w:t xml:space="preserve"> </w:t>
       </w:r>
       <w:r>
         <w:rPr>
-          <w:lang w:val="ar_AE" w:bidi="ar_AE"/>
-        </w:rPr>
-      </w:r>
-      <w:r>
-        <w:rPr>
+          <w:rtl/>
+          <w:cs/>
+          <w:lang w:val="ar_AE" w:bidi="ar_AE"/>
+        </w:rPr>
+      </w:r>
+      <w:r>
+        <w:rPr>
+          <w:rtl/>
+          <w:cs/>
           <w:lang w:val="ar_AE" w:bidi="ar_AE"/>
         </w:rPr>
       </w:r>
@@ -191,6 +231,8 @@
       </w:pPr>
       <w:r>
         <w:rPr>
+          <w:rtl/>
+          <w:cs/>
           <w:lang w:val="ar_AE" w:bidi="ar_AE"/>
         </w:rPr>
       </w:r>
@@ -202,12 +244,16 @@
       </w:pPr>
       <w:r>
         <w:rPr>
+          <w:rtl/>
+          <w:cs/>
           <w:lang w:val="ar_AE" w:bidi="ar_AE"/>
         </w:rPr>
         <w:t>العبرانيين</w:t>
       </w:r>
       <w:r>
         <w:rPr>
+          <w:rtl/>
+          <w:cs/>
           <w:lang w:val="ar_AE" w:bidi="ar_AE"/>
         </w:rPr>
       </w:r>
@@ -218,18 +264,24 @@
       </w:pPr>
       <w:r>
         <w:rPr>
+          <w:rtl/>
+          <w:cs/>
           <w:lang w:val="ar_AE" w:bidi="ar_AE"/>
         </w:rPr>
       </w:r>
       <w:r>
         <w:rPr>
           <w:b/>
+          <w:rtl/>
+          <w:cs/>
           <w:lang w:val="ar_AE" w:bidi="ar_AE"/>
         </w:rPr>
         <w:t>ما هي رسالة</w:t>
       </w:r>
       <w:r>
         <w:rPr>
+          <w:rtl/>
+          <w:cs/>
           <w:lang w:val="ar_AE" w:bidi="ar_AE"/>
         </w:rPr>
         <w:t xml:space="preserve"> </w:t>
@@ -237,6 +289,8 @@
       <w:r>
         <w:rPr>
           <w:b/>
+          <w:rtl/>
+          <w:cs/>
           <w:lang w:val="ar_AE" w:bidi="ar_AE"/>
         </w:rPr>
         <w:t>العبرانيين؟</w:t>
@@ -251,11 +305,15 @@
       </w:pPr>
       <w:r>
         <w:rPr>
-          <w:lang w:val="ar_AE" w:bidi="ar_AE"/>
-        </w:rPr>
-      </w:r>
-      <w:r>
-        <w:rPr>
+          <w:rtl/>
+          <w:cs/>
+          <w:lang w:val="ar_AE" w:bidi="ar_AE"/>
+        </w:rPr>
+      </w:r>
+      <w:r>
+        <w:rPr>
+          <w:rtl/>
+          <w:cs/>
           <w:lang w:val="ar_AE" w:bidi="ar_AE"/>
         </w:rPr>
         <w:t>رسالة العبرانيين هي رسالة (خِطاب). ولا يُعرف من كتبها. لكن يُعتقد أن الكاتب قد عمل مع بولس الرسول.</w:t>
@@ -270,11 +328,15 @@
       </w:pPr>
       <w:r>
         <w:rPr>
-          <w:lang w:val="ar_AE" w:bidi="ar_AE"/>
-        </w:rPr>
-      </w:r>
-      <w:r>
-        <w:rPr>
+          <w:rtl/>
+          <w:cs/>
+          <w:lang w:val="ar_AE" w:bidi="ar_AE"/>
+        </w:rPr>
+      </w:r>
+      <w:r>
+        <w:rPr>
+          <w:rtl/>
+          <w:cs/>
           <w:lang w:val="ar_AE" w:bidi="ar_AE"/>
         </w:rPr>
         <w:t>يُعتقد أن الرسالة إلى العبرانيين كُتبت حوالي عام 65 ميلادية. وقد كُتبت قبل تدمير أورشليم والهيكل في عام 70 ميلادية.</w:t>
@@ -286,12 +348,16 @@
       </w:pPr>
       <w:r>
         <w:rPr>
+          <w:rtl/>
+          <w:cs/>
           <w:lang w:val="ar_AE" w:bidi="ar_AE"/>
         </w:rPr>
       </w:r>
       <w:r>
         <w:rPr>
           <w:b/>
+          <w:rtl/>
+          <w:cs/>
           <w:lang w:val="ar_AE" w:bidi="ar_AE"/>
         </w:rPr>
         <w:t>لمن كُتبت رسالة العبرانيين؟</w:t>
@@ -306,11 +372,15 @@
       </w:pPr>
       <w:r>
         <w:rPr>
-          <w:lang w:val="ar_AE" w:bidi="ar_AE"/>
-        </w:rPr>
-      </w:r>
-      <w:r>
-        <w:rPr>
+          <w:rtl/>
+          <w:cs/>
+          <w:lang w:val="ar_AE" w:bidi="ar_AE"/>
+        </w:rPr>
+      </w:r>
+      <w:r>
+        <w:rPr>
+          <w:rtl/>
+          <w:cs/>
           <w:lang w:val="ar_AE" w:bidi="ar_AE"/>
         </w:rPr>
         <w:t>لا يُعرف بالضبط لمن كُتبت رسالة العبرانيين. لكن يُعتقد أنها كانت موجهة إلى مجتمع المؤمنين اليهود في روما. والأشخاص الذين تلقوا الرسالة كانوا يعرفون الكاتب جيدًا.</w:t>
@@ -325,11 +395,15 @@
       </w:pPr>
       <w:r>
         <w:rPr>
-          <w:lang w:val="ar_AE" w:bidi="ar_AE"/>
-        </w:rPr>
-      </w:r>
-      <w:r>
-        <w:rPr>
+          <w:rtl/>
+          <w:cs/>
+          <w:lang w:val="ar_AE" w:bidi="ar_AE"/>
+        </w:rPr>
+      </w:r>
+      <w:r>
+        <w:rPr>
+          <w:rtl/>
+          <w:cs/>
           <w:lang w:val="ar_AE" w:bidi="ar_AE"/>
         </w:rPr>
         <w:t>يدرك أتباع يسوع أن رسالة العبرانيين تشارك الحق عن يسوع. لذلك فهي لجميع الناس في كل مكان.</w:t>
@@ -341,12 +415,16 @@
       </w:pPr>
       <w:r>
         <w:rPr>
+          <w:rtl/>
+          <w:cs/>
           <w:lang w:val="ar_AE" w:bidi="ar_AE"/>
         </w:rPr>
       </w:r>
       <w:r>
         <w:rPr>
           <w:b/>
+          <w:rtl/>
+          <w:cs/>
           <w:lang w:val="ar_AE" w:bidi="ar_AE"/>
         </w:rPr>
         <w:t>لماذا كُتبت رسالة العبرانيين؟</w:t>
@@ -361,11 +439,15 @@
       </w:pPr>
       <w:r>
         <w:rPr>
-          <w:lang w:val="ar_AE" w:bidi="ar_AE"/>
-        </w:rPr>
-      </w:r>
-      <w:r>
-        <w:rPr>
+          <w:rtl/>
+          <w:cs/>
+          <w:lang w:val="ar_AE" w:bidi="ar_AE"/>
+        </w:rPr>
+      </w:r>
+      <w:r>
+        <w:rPr>
+          <w:rtl/>
+          <w:cs/>
           <w:lang w:val="ar_AE" w:bidi="ar_AE"/>
         </w:rPr>
         <w:t>لتُظهر كيف تحققت وعود عهود الله مع إسرائيل. حيث قد تحققت في حياة وعمل يسوع.</w:t>
@@ -380,11 +462,15 @@
       </w:pPr>
       <w:r>
         <w:rPr>
-          <w:lang w:val="ar_AE" w:bidi="ar_AE"/>
-        </w:rPr>
-      </w:r>
-      <w:r>
-        <w:rPr>
+          <w:rtl/>
+          <w:cs/>
+          <w:lang w:val="ar_AE" w:bidi="ar_AE"/>
+        </w:rPr>
+      </w:r>
+      <w:r>
+        <w:rPr>
+          <w:rtl/>
+          <w:cs/>
           <w:lang w:val="ar_AE" w:bidi="ar_AE"/>
         </w:rPr>
         <w:t>لتُظهر كيف أسس يسوع العهد الجديد.</w:t>
@@ -399,11 +485,15 @@
       </w:pPr>
       <w:r>
         <w:rPr>
-          <w:lang w:val="ar_AE" w:bidi="ar_AE"/>
-        </w:rPr>
-      </w:r>
-      <w:r>
-        <w:rPr>
+          <w:rtl/>
+          <w:cs/>
+          <w:lang w:val="ar_AE" w:bidi="ar_AE"/>
+        </w:rPr>
+      </w:r>
+      <w:r>
+        <w:rPr>
+          <w:rtl/>
+          <w:cs/>
           <w:lang w:val="ar_AE" w:bidi="ar_AE"/>
         </w:rPr>
         <w:t>لتُظهر لماذا يجب على القراء عدم اختيار المعتقدات والممارسات اليهودية بدلًا من اتِّبَاع يسوع.</w:t>
@@ -418,11 +508,15 @@
       </w:pPr>
       <w:r>
         <w:rPr>
-          <w:lang w:val="ar_AE" w:bidi="ar_AE"/>
-        </w:rPr>
-      </w:r>
-      <w:r>
-        <w:rPr>
+          <w:rtl/>
+          <w:cs/>
+          <w:lang w:val="ar_AE" w:bidi="ar_AE"/>
+        </w:rPr>
+      </w:r>
+      <w:r>
+        <w:rPr>
+          <w:rtl/>
+          <w:cs/>
           <w:lang w:val="ar_AE" w:bidi="ar_AE"/>
         </w:rPr>
         <w:t>لتشجيع المؤمنين الذين كانوا يُعامَلون بشكل سيء بسبب اتِّبَاعهم ليسوع.</w:t>
@@ -434,12 +528,16 @@
       </w:pPr>
       <w:r>
         <w:rPr>
+          <w:rtl/>
+          <w:cs/>
           <w:lang w:val="ar_AE" w:bidi="ar_AE"/>
         </w:rPr>
       </w:r>
       <w:r>
         <w:rPr>
           <w:b/>
+          <w:rtl/>
+          <w:cs/>
           <w:lang w:val="ar_AE" w:bidi="ar_AE"/>
         </w:rPr>
         <w:t>الأفكار الرئيسية</w:t>
@@ -454,11 +552,15 @@
       </w:pPr>
       <w:r>
         <w:rPr>
-          <w:lang w:val="ar_AE" w:bidi="ar_AE"/>
-        </w:rPr>
-      </w:r>
-      <w:r>
-        <w:rPr>
+          <w:rtl/>
+          <w:cs/>
+          <w:lang w:val="ar_AE" w:bidi="ar_AE"/>
+        </w:rPr>
+      </w:r>
+      <w:r>
+        <w:rPr>
+          <w:rtl/>
+          <w:cs/>
           <w:lang w:val="ar_AE" w:bidi="ar_AE"/>
         </w:rPr>
         <w:t>من هو يسوع وما الذي حققه.</w:t>
@@ -473,11 +575,15 @@
       </w:pPr>
       <w:r>
         <w:rPr>
-          <w:lang w:val="ar_AE" w:bidi="ar_AE"/>
-        </w:rPr>
-      </w:r>
-      <w:r>
-        <w:rPr>
+          <w:rtl/>
+          <w:cs/>
+          <w:lang w:val="ar_AE" w:bidi="ar_AE"/>
+        </w:rPr>
+      </w:r>
+      <w:r>
+        <w:rPr>
+          <w:rtl/>
+          <w:cs/>
           <w:lang w:val="ar_AE" w:bidi="ar_AE"/>
         </w:rPr>
         <w:t>نبوات ووعود العهد القديم التي تحققت في العهد الجديد.</w:t>
@@ -492,11 +598,15 @@
       </w:pPr>
       <w:r>
         <w:rPr>
-          <w:lang w:val="ar_AE" w:bidi="ar_AE"/>
-        </w:rPr>
-      </w:r>
-      <w:r>
-        <w:rPr>
+          <w:rtl/>
+          <w:cs/>
+          <w:lang w:val="ar_AE" w:bidi="ar_AE"/>
+        </w:rPr>
+      </w:r>
+      <w:r>
+        <w:rPr>
+          <w:rtl/>
+          <w:cs/>
           <w:lang w:val="ar_AE" w:bidi="ar_AE"/>
         </w:rPr>
         <w:t>يسوع أعظم من الملائكة وموسى وهارون والكهنة بعد هارون. يسوع أعظم من الأنبياء منذ زمن بعيد.</w:t>
@@ -511,11 +621,15 @@
       </w:pPr>
       <w:r>
         <w:rPr>
-          <w:lang w:val="ar_AE" w:bidi="ar_AE"/>
-        </w:rPr>
-      </w:r>
-      <w:r>
-        <w:rPr>
+          <w:rtl/>
+          <w:cs/>
+          <w:lang w:val="ar_AE" w:bidi="ar_AE"/>
+        </w:rPr>
+      </w:r>
+      <w:r>
+        <w:rPr>
+          <w:rtl/>
+          <w:cs/>
           <w:lang w:val="ar_AE" w:bidi="ar_AE"/>
         </w:rPr>
         <w:t>يسوع كرئيس كهنة.</w:t>
@@ -530,11 +644,15 @@
       </w:pPr>
       <w:r>
         <w:rPr>
-          <w:lang w:val="ar_AE" w:bidi="ar_AE"/>
-        </w:rPr>
-      </w:r>
-      <w:r>
-        <w:rPr>
+          <w:rtl/>
+          <w:cs/>
+          <w:lang w:val="ar_AE" w:bidi="ar_AE"/>
+        </w:rPr>
+      </w:r>
+      <w:r>
+        <w:rPr>
+          <w:rtl/>
+          <w:cs/>
           <w:lang w:val="ar_AE" w:bidi="ar_AE"/>
         </w:rPr>
         <w:t>الاستمتاع براحة الله.</w:t>
@@ -549,11 +667,15 @@
       </w:pPr>
       <w:r>
         <w:rPr>
-          <w:lang w:val="ar_AE" w:bidi="ar_AE"/>
-        </w:rPr>
-      </w:r>
-      <w:r>
-        <w:rPr>
+          <w:rtl/>
+          <w:cs/>
+          <w:lang w:val="ar_AE" w:bidi="ar_AE"/>
+        </w:rPr>
+      </w:r>
+      <w:r>
+        <w:rPr>
+          <w:rtl/>
+          <w:cs/>
           <w:lang w:val="ar_AE" w:bidi="ar_AE"/>
         </w:rPr>
         <w:t>أمثلة على الإيمان.</w:t>
@@ -565,12 +687,16 @@
       </w:pPr>
       <w:r>
         <w:rPr>
+          <w:rtl/>
+          <w:cs/>
           <w:lang w:val="ar_AE" w:bidi="ar_AE"/>
         </w:rPr>
       </w:r>
       <w:r>
         <w:rPr>
           <w:b/>
+          <w:rtl/>
+          <w:cs/>
           <w:lang w:val="ar_AE" w:bidi="ar_AE"/>
         </w:rPr>
         <w:t>مخطط السفر</w:t>
@@ -582,12 +708,16 @@
       </w:pPr>
       <w:r>
         <w:rPr>
+          <w:rtl/>
+          <w:cs/>
           <w:lang w:val="ar_AE" w:bidi="ar_AE"/>
         </w:rPr>
       </w:r>
       <w:r>
         <w:rPr>
           <w:b/>
+          <w:rtl/>
+          <w:cs/>
           <w:lang w:val="ar_AE" w:bidi="ar_AE"/>
         </w:rPr>
         <w:t>يُظهر الله بالكامل من هو من خلال ابنه (1:1–4).</w:t>
@@ -599,12 +729,16 @@
       </w:pPr>
       <w:r>
         <w:rPr>
+          <w:rtl/>
+          <w:cs/>
           <w:lang w:val="ar_AE" w:bidi="ar_AE"/>
         </w:rPr>
       </w:r>
       <w:r>
         <w:rPr>
           <w:b/>
+          <w:rtl/>
+          <w:cs/>
           <w:lang w:val="ar_AE" w:bidi="ar_AE"/>
         </w:rPr>
         <w:t>الابن أعظم من الملائكة (1:5 – 2:18).</w:t>
@@ -616,12 +750,16 @@
       </w:pPr>
       <w:r>
         <w:rPr>
+          <w:rtl/>
+          <w:cs/>
           <w:lang w:val="ar_AE" w:bidi="ar_AE"/>
         </w:rPr>
       </w:r>
       <w:r>
         <w:rPr>
           <w:b/>
+          <w:rtl/>
+          <w:cs/>
           <w:lang w:val="ar_AE" w:bidi="ar_AE"/>
         </w:rPr>
         <w:t>الابن هو الكاهن الأعظم الذي يتميز بالأمانة والرحمة (3:1 – 5:10).</w:t>
@@ -633,12 +771,16 @@
       </w:pPr>
       <w:r>
         <w:rPr>
+          <w:rtl/>
+          <w:cs/>
           <w:lang w:val="ar_AE" w:bidi="ar_AE"/>
         </w:rPr>
       </w:r>
       <w:r>
         <w:rPr>
           <w:b/>
+          <w:rtl/>
+          <w:cs/>
           <w:lang w:val="ar_AE" w:bidi="ar_AE"/>
         </w:rPr>
         <w:t>الابن كاهن على رتبة ملكي صادق (5:11 – 10:39).</w:t>
@@ -650,12 +792,16 @@
       </w:pPr>
       <w:r>
         <w:rPr>
+          <w:rtl/>
+          <w:cs/>
           <w:lang w:val="ar_AE" w:bidi="ar_AE"/>
         </w:rPr>
       </w:r>
       <w:r>
         <w:rPr>
           <w:b/>
+          <w:rtl/>
+          <w:cs/>
           <w:lang w:val="ar_AE" w:bidi="ar_AE"/>
         </w:rPr>
         <w:t>الحاجة إلى الإيمان وعدم طرح الثقة (11:1 – 12:13).</w:t>
@@ -667,12 +813,16 @@
       </w:pPr>
       <w:r>
         <w:rPr>
+          <w:rtl/>
+          <w:cs/>
           <w:lang w:val="ar_AE" w:bidi="ar_AE"/>
         </w:rPr>
       </w:r>
       <w:r>
         <w:rPr>
           <w:b/>
+          <w:rtl/>
+          <w:cs/>
           <w:lang w:val="ar_AE" w:bidi="ar_AE"/>
         </w:rPr>
         <w:t>تعليمات حول العيش معًا كمجتمع (12:14 – 13:21).</w:t>
@@ -684,23 +834,31 @@
       </w:pPr>
       <w:r>
         <w:rPr>
+          <w:rtl/>
+          <w:cs/>
           <w:lang w:val="ar_AE" w:bidi="ar_AE"/>
         </w:rPr>
       </w:r>
       <w:r>
         <w:rPr>
           <w:b/>
+          <w:rtl/>
+          <w:cs/>
           <w:lang w:val="ar_AE" w:bidi="ar_AE"/>
         </w:rPr>
         <w:t>التحيات الختامية (13:22–25).</w:t>
       </w:r>
       <w:r>
         <w:rPr>
-          <w:lang w:val="ar_AE" w:bidi="ar_AE"/>
-        </w:rPr>
-      </w:r>
-      <w:r>
-        <w:rPr>
+          <w:rtl/>
+          <w:cs/>
+          <w:lang w:val="ar_AE" w:bidi="ar_AE"/>
+        </w:rPr>
+      </w:r>
+      <w:r>
+        <w:rPr>
+          <w:rtl/>
+          <w:cs/>
           <w:lang w:val="ar_AE" w:bidi="ar_AE"/>
         </w:rPr>
       </w:r>
